--- a/ibm4212/files/Voice_Mode_Tutoring_Guide.docx
+++ b/ibm4212/files/Voice_Mode_Tutoring_Guide.docx
@@ -33,8 +33,12 @@
     </w:p>
     <w:p>
       <w:pPr>
-        <w:pStyle w:val="ListNumber"/>
+        <w:ind w:left="432" w:hanging="432"/>
       </w:pPr>
+      <w:r>
+        <w:t>1.</w:t>
+        <w:tab/>
+      </w:r>
       <w:r>
         <w:rPr>
           <w:b/>
@@ -53,8 +57,12 @@
     </w:p>
     <w:p>
       <w:pPr>
-        <w:pStyle w:val="ListNumber"/>
+        <w:ind w:left="432" w:hanging="432"/>
       </w:pPr>
+      <w:r>
+        <w:t>2.</w:t>
+        <w:tab/>
+      </w:r>
       <w:r>
         <w:rPr>
           <w:b/>
@@ -62,13 +70,17 @@
         <w:t>Fill Box A</w:t>
       </w:r>
       <w:r>
-        <w:t xml:space="preserve"> in the fillable case document — your own short answers, before any AI. It's ungraded; it's your baseline.</w:t>
+        <w:t xml:space="preserve"> in the fillable case document — your own short answers, before any AI, in its three pre-labelled rows: your position, your best case evidence (case p. X), and what you're least sure about. It's graded for honest commitment, not polish; it's your baseline.</w:t>
       </w:r>
     </w:p>
     <w:p>
       <w:pPr>
-        <w:pStyle w:val="ListNumber"/>
+        <w:ind w:left="432" w:hanging="432"/>
       </w:pPr>
+      <w:r>
+        <w:t>3.</w:t>
+        <w:tab/>
+      </w:r>
       <w:r>
         <w:rPr>
           <w:b/>
@@ -99,8 +111,12 @@
     </w:p>
     <w:p>
       <w:pPr>
-        <w:pStyle w:val="ListNumber"/>
+        <w:ind w:left="432" w:hanging="432"/>
       </w:pPr>
+      <w:r>
+        <w:t>4.</w:t>
+        <w:tab/>
+      </w:r>
       <w:r>
         <w:t xml:space="preserve">The step-by-step list and the </w:t>
       </w:r>
@@ -339,8 +355,12 @@
     </w:p>
     <w:p>
       <w:pPr>
-        <w:pStyle w:val="ListNumber"/>
+        <w:ind w:left="432" w:hanging="432"/>
       </w:pPr>
+      <w:r>
+        <w:t>1.</w:t>
+        <w:tab/>
+      </w:r>
       <w:r>
         <w:t xml:space="preserve">Copy the </w:t>
       </w:r>
@@ -407,8 +427,12 @@
     </w:p>
     <w:p>
       <w:pPr>
-        <w:pStyle w:val="ListNumber"/>
+        <w:ind w:left="432" w:hanging="432"/>
       </w:pPr>
+      <w:r>
+        <w:t>2.</w:t>
+        <w:tab/>
+      </w:r>
       <w:r>
         <w:rPr>
           <w:b/>
@@ -627,19 +651,19 @@
         <w:rPr>
           <w:b/>
         </w:rPr>
-        <w:t>at least 2–3 rounds per question</w:t>
+        <w:t>at least three rounds per question</w:t>
       </w:r>
       <w:r>
-        <w:t xml:space="preserve">: commit → get probed → check the pages → revise. </w:t>
+        <w:t xml:space="preserve">. One round = you state or defend a position, the tutor challenges it, you answer: commit → get probed → check the pages → revise. </w:t>
       </w:r>
       <w:r>
         <w:rPr>
           <w:b/>
         </w:rPr>
-        <w:t>Then stop.</w:t>
+        <w:t>Then decide whether to stop.</w:t>
       </w:r>
       <w:r>
-        <w:t xml:space="preserve"> A tutor pushes forever — every answer can be "improved" one more time, and the first cohort lost hours on Question 1 waiting for the AI to be satisfied. It never will be. "Defended and good enough" is </w:t>
+        <w:t xml:space="preserve"> A tutor pushes forever — every answer can be "improved" one more time, and the first cohort lost hours on Question 1 waiting for the AI to be satisfied. It never will be. After the third round, the starter prompt tells the tutor to say "minimum met"; it does not judge whether your answer is good enough. That is </w:t>
       </w:r>
       <w:r>
         <w:rPr>
@@ -648,7 +672,7 @@
         <w:t>your</w:t>
       </w:r>
       <w:r>
-        <w:t xml:space="preserve"> judgment call; the starter prompt now tells the tutor to say so after 2–3 rounds, and your synthesis asks where you chose to stop and why. Now write </w:t>
+        <w:t xml:space="preserve"> call, and your synthesis asks where you chose to stop and why. Once per question the tutor also offers one alternative reading of the case for you to accept or reject; one rejected suggestion per case, quoted with a case-based reason (case p. X), goes in Box C. Now write </w:t>
       </w:r>
       <w:r>
         <w:rPr>
@@ -685,18 +709,22 @@
         <w:pStyle w:val="Heading2"/>
       </w:pPr>
       <w:r>
-        <w:t>Step 4 — Submit the transcript</w:t>
+        <w:t>Step 4 — Save the transcript and upload it with your case document</w:t>
       </w:r>
     </w:p>
     <w:p>
       <w:r>
-        <w:t>ChatGPT Edu can't share conversations by link, so everyone uses the same route:</w:t>
+        <w:t>Everyone uses the same route: you copy the whole conversation into a Word file and upload it to Canvas with your case document. No links.</w:t>
       </w:r>
     </w:p>
     <w:p>
       <w:pPr>
-        <w:pStyle w:val="ListNumber"/>
+        <w:ind w:left="432" w:hanging="432"/>
       </w:pPr>
+      <w:r>
+        <w:t>1.</w:t>
+        <w:tab/>
+      </w:r>
       <w:r>
         <w:rPr>
           <w:b/>
@@ -754,8 +782,12 @@
     </w:p>
     <w:p>
       <w:pPr>
-        <w:pStyle w:val="ListNumber"/>
+        <w:ind w:left="432" w:hanging="432"/>
       </w:pPr>
+      <w:r>
+        <w:t>2.</w:t>
+        <w:tab/>
+      </w:r>
       <w:r>
         <w:rPr>
           <w:b/>
@@ -772,7 +804,7 @@
         <w:t>select everything</w:t>
       </w:r>
       <w:r>
-        <w:t xml:space="preserve"> (Cmd+A on Mac / Ctrl+A on Windows), copy, open a new Google Doc, and </w:t>
+        <w:t xml:space="preserve"> (Cmd+A on Mac / Ctrl+A on Windows), copy, open a new Word document, and </w:t>
       </w:r>
       <w:r>
         <w:rPr>
@@ -781,13 +813,13 @@
         <w:t>paste as plain text</w:t>
       </w:r>
       <w:r>
-        <w:t xml:space="preserve"> (Cmd+Shift+V / Ctrl+Shift+V, or Edit → Paste without formatting — plain text is what keeps Docs from freezing on a long transcript; there is no size limit for a normal transcript). Name it </w:t>
+        <w:t xml:space="preserve"> (Cmd+Shift+V / Ctrl+Shift+V). A Google Doc works too (Edit → Paste without formatting), then File &gt; Download &gt; .docx. Plain text is what keeps the editor from freezing on a long transcript; there is no size limit for a normal transcript. Name the file </w:t>
       </w:r>
       <w:r>
         <w:rPr>
           <w:rFonts w:ascii="Courier New" w:hAnsi="Courier New"/>
         </w:rPr>
-        <w:t>&lt;Case&gt; assignment transcript_&lt;YourName&gt;</w:t>
+        <w:t>Lastname_Transcript.docx</w:t>
       </w:r>
       <w:r>
         <w:t>:</w:t>
@@ -835,66 +867,52 @@
           <w:i/>
           <w:sz w:val="18"/>
         </w:rPr>
-        <w:t>Paste the conversation into a Google Doc and name it</w:t>
+        <w:t>Paste the conversation as plain text (shown here in a Google Doc; download it as .docx and name it Lastname_Transcript.docx)</w:t>
       </w:r>
     </w:p>
     <w:p>
       <w:pPr>
-        <w:pStyle w:val="ListNumber"/>
+        <w:ind w:left="432" w:hanging="432"/>
       </w:pPr>
+      <w:r>
+        <w:t>3.</w:t>
+        <w:tab/>
+      </w:r>
       <w:r>
         <w:rPr>
           <w:b/>
         </w:rPr>
-        <w:t>Share → General access → "Anyone with the link" (Viewer) → Copy link</w:t>
+        <w:t>Check it before you upload:</w:t>
       </w:r>
       <w:r>
-        <w:t>, and paste that link into the transcript field of your fillable case document:</w:t>
+        <w:t xml:space="preserve"> the first line is your starter prompt, and the last lines are the end of the session. Copy it yourself; do not ask ChatGPT to copy, export, or summarize the conversation.</w:t>
       </w:r>
     </w:p>
     <w:p>
+      <w:pPr>
+        <w:ind w:left="432" w:hanging="432"/>
+      </w:pPr>
       <w:r>
-        <w:drawing>
-          <wp:inline xmlns:a="http://schemas.openxmlformats.org/drawingml/2006/main" xmlns:pic="http://schemas.openxmlformats.org/drawingml/2006/picture">
-            <wp:extent cx="5760720" cy="3383280"/>
-            <wp:docPr id="10" name="Picture 10"/>
-            <wp:cNvGraphicFramePr>
-              <a:graphicFrameLocks noChangeAspect="1"/>
-            </wp:cNvGraphicFramePr>
-            <a:graphic>
-              <a:graphicData uri="http://schemas.openxmlformats.org/drawingml/2006/picture">
-                <pic:pic>
-                  <pic:nvPicPr>
-                    <pic:cNvPr id="0" name="10_share_anyone_with_link.jpg"/>
-                    <pic:cNvPicPr/>
-                  </pic:nvPicPr>
-                  <pic:blipFill>
-                    <a:blip r:embed="rId18"/>
-                    <a:stretch>
-                      <a:fillRect/>
-                    </a:stretch>
-                  </pic:blipFill>
-                  <pic:spPr>
-                    <a:xfrm>
-                      <a:off x="0" y="0"/>
-                      <a:ext cx="5760720" cy="3383280"/>
-                    </a:xfrm>
-                    <a:prstGeom prst="rect"/>
-                  </pic:spPr>
-                </pic:pic>
-              </a:graphicData>
-            </a:graphic>
-          </wp:inline>
-        </w:drawing>
+        <w:t>4.</w:t>
+        <w:tab/>
       </w:r>
-    </w:p>
-    <w:p>
       <w:r>
         <w:rPr>
-          <w:i/>
-          <w:sz w:val="18"/>
+          <w:b/>
         </w:rPr>
-        <w:t>Share as Anyone-with-the-link, Viewer, then Copy link</w:t>
+        <w:t>Upload both files in one Canvas submission:</w:t>
+      </w:r>
+      <w:r>
+        <w:t xml:space="preserve"> Upload File (your case document), then Add Another File (</w:t>
+      </w:r>
+      <w:r>
+        <w:rPr>
+          <w:rFonts w:ascii="Courier New" w:hAnsi="Courier New"/>
+        </w:rPr>
+        <w:t>Lastname_Transcript.docx</w:t>
+      </w:r>
+      <w:r>
+        <w:t>). Type the transcript file name in the Transcript file field of your case document.</w:t>
       </w:r>
     </w:p>
     <w:p>
@@ -921,21 +939,7 @@
           <w:i/>
           <w:sz w:val="19"/>
         </w:rPr>
-        <w:t xml:space="preserve"> leaving the Doc on "Restricted." Your link opens fine </w:t>
-      </w:r>
-      <w:r>
-        <w:rPr>
-          <w:i/>
-          <w:sz w:val="19"/>
-        </w:rPr>
-        <w:t>for you</w:t>
-      </w:r>
-      <w:r>
-        <w:rPr>
-          <w:i/>
-          <w:sz w:val="19"/>
-        </w:rPr>
-        <w:t xml:space="preserve"> — and not for the grader. Check the green globe / "Anyone with the link" line before you copy.</w:t>
+        <w:t xml:space="preserve"> a transcript that is not the whole conversation. A summary, a partial copy, or a link instead of the file counts as no transcript.</w:t>
       </w:r>
     </w:p>
     <w:p>
@@ -943,19 +947,10 @@
         <w:rPr>
           <w:b/>
         </w:rPr>
-        <w:t>Backup route (if the copy keeps coming out short):</w:t>
+        <w:t>If the copy keeps coming out short:</w:t>
       </w:r>
       <w:r>
-        <w:t xml:space="preserve"> scroll to the top as above, then use your browser's </w:t>
-      </w:r>
-      <w:r>
-        <w:rPr>
-          <w:b/>
-        </w:rPr>
-        <w:t>Print → Save as PDF</w:t>
-      </w:r>
-      <w:r>
-        <w:t xml:space="preserve"> (Cmd+P / Ctrl+P), upload the PDF to Google Drive, share it "Anyone with the link," and paste that link instead. It captures everything but can take a while to render on a long voice thread, so try the plain-text copy first. (The "Convert chat to PDF" button some browsers show is the Adobe Acrobat extension, not part of ChatGPT; if you have it, it does the same thing.)</w:t>
+        <w:t xml:space="preserve"> scroll to the top as above and copy the conversation in two halves into the same document.</w:t>
       </w:r>
     </w:p>
     <w:p>
@@ -1331,20 +1326,58 @@
               <w:rPr>
                 <w:sz w:val="19"/>
               </w:rPr>
-              <w:t xml:space="preserve">The Google Doc link (Step 4). A </w:t>
+              <w:t xml:space="preserve">None. Upload the whole conversation as </w:t>
             </w:r>
             <w:r>
               <w:rPr>
                 <w:rFonts w:ascii="Courier New" w:hAnsi="Courier New"/>
                 <w:sz w:val="19"/>
               </w:rPr>
-              <w:t>chatgpt.com/c/...</w:t>
+              <w:t>Lastname_Transcript.docx</w:t>
             </w:r>
             <w:r>
               <w:rPr>
                 <w:sz w:val="19"/>
               </w:rPr>
-              <w:t xml:space="preserve"> URL is private and returns an error for the grader; a CPP OneDrive link needs a login; a summary is not a transcript. Any link the grader can't open counts as no link</w:t>
+              <w:t>, a second file in the same Canvas submission (Upload File, then Add Another File; Step 4). A link, a summary, or a partial copy counts as no transcript</w:t>
+            </w:r>
+          </w:p>
+        </w:tc>
+      </w:tr>
+      <w:tr>
+        <w:tc>
+          <w:tcPr>
+            <w:tcW w:type="dxa" w:w="4968"/>
+          </w:tcPr>
+          <w:p>
+            <w:r>
+              <w:rPr>
+                <w:sz w:val="19"/>
+              </w:rPr>
+            </w:r>
+            <w:r>
+              <w:rPr>
+                <w:sz w:val="19"/>
+              </w:rPr>
+              <w:t>Can ChatGPT copy, export, or summarize the chat for me?</w:t>
+            </w:r>
+          </w:p>
+        </w:tc>
+        <w:tc>
+          <w:tcPr>
+            <w:tcW w:type="dxa" w:w="4968"/>
+          </w:tcPr>
+          <w:p>
+            <w:r>
+              <w:rPr>
+                <w:sz w:val="19"/>
+              </w:rPr>
+            </w:r>
+            <w:r>
+              <w:rPr>
+                <w:sz w:val="19"/>
+              </w:rPr>
+              <w:t>No. Copy it yourself from the very top (Step 4). Its first line must be your starter prompt and its last lines the end of the session</w:t>
             </w:r>
           </w:p>
         </w:tc>
@@ -1382,7 +1415,7 @@
               <w:rPr>
                 <w:sz w:val="19"/>
               </w:rPr>
-              <w:t>You selected from the bottom before the thread fully loaded. Scroll to the very top until the starter prompt is visible, then Cmd+A / Ctrl+A. If it still stops, copy in two halves into the same Doc, or use the Print → Save as PDF backup</w:t>
+              <w:t>You selected from the bottom before the thread fully loaded. Scroll to the very top until the starter prompt is visible, then Cmd+A / Ctrl+A. If it still stops, copy in two halves into the same document</w:t>
             </w:r>
           </w:p>
         </w:tc>
@@ -1402,7 +1435,7 @@
               <w:rPr>
                 <w:sz w:val="19"/>
               </w:rPr>
-              <w:t>Google Docs freezes when I paste</w:t>
+              <w:t>Word or Google Docs freezes when I paste</w:t>
             </w:r>
           </w:p>
         </w:tc>
@@ -1420,7 +1453,7 @@
               <w:rPr>
                 <w:sz w:val="19"/>
               </w:rPr>
-              <w:t>You pasted with formatting. Use paste as plain text (Cmd+Shift+V / Ctrl+Shift+V, or Edit → Paste without formatting)</w:t>
+              <w:t>You pasted with formatting. Use paste as plain text (Cmd+Shift+V / Ctrl+Shift+V, or Edit → Paste without formatting in Google Docs)</w:t>
             </w:r>
           </w:p>
         </w:tc>
@@ -1458,7 +1491,7 @@
               <w:rPr>
                 <w:sz w:val="19"/>
               </w:rPr>
-              <w:t>It never will. After 2–3 defended rounds, tell it "that's good enough — moving on" and write Box B</w:t>
+              <w:t>It never will. After three rounds the tutor says "minimum met"; whether the answer is good enough is your call. Tell it "that's good enough — moving on" and write Box B</w:t>
             </w:r>
           </w:p>
         </w:tc>
@@ -1522,6 +1555,14 @@
           <w:i/>
         </w:rPr>
         <w:t>2026-09-07 — after the first three-box cohort: pagination rule ("case p. X") now built into the starter prompt; explicit stop-on-your-own-judgment guidance; link-type troubleshooting row; empty-Box-C warning.</w:t>
+      </w:r>
+    </w:p>
+    <w:p>
+      <w:r>
+        <w:rPr>
+          <w:i/>
+        </w:rPr>
+        <w:t>2026-10-05 — new assignment rules: Box A = three pre-labelled rows; at least three rounds per question (round defined), tutor says "minimum met" and the stop is the student's call; one rejected suggestion per case; Step 4 rewritten: whole conversation pasted as plain text into Word (or Google Doc → .docx), named Lastname_Transcript.docx, uploaded as a second file in the same Canvas submission; Share/Anyone-with-the-link step, screenshot 10 reference, and Print-to-PDF backup dropped; troubleshooting rows updated.</w:t>
       </w:r>
     </w:p>
     <w:sectPr>
